--- a/docs/dist/SCPI-Manual-Ambiente-Dev.docx
+++ b/docs/dist/SCPI-Manual-Ambiente-Dev.docx
@@ -375,7 +375,7 @@
         <w:t>Produção</w:t>
       </w:r>
       <w:r>
-        <w:t xml:space="preserve"> — a VM, o systemd, o nginx, o deploy, os backups e os timers estão no Manual de Operações da VM. Nada neste documento deve ser executado contra o servidor de produção.</w:t>
+        <w:t xml:space="preserve"> — a VM, o systemd, o nginx, o deploy, os backups e os timers estão no Manual da VM de Produção (ainda não escrito). Nada neste documento deve ser executado contra o servidor de produção.</w:t>
       </w:r>
     </w:p>
     <w:p>
@@ -438,6 +438,51 @@
       </w:r>
       <w:r>
         <w:t>nenhum valor de segredo aparece neste manual, por decisão de projeto. Onde uma chave é necessária, o texto diz onde ela mora e como gerar uma nova.</w:t>
+      </w:r>
+    </w:p>
+    <w:p>
+      <w:pPr>
+        <w:shd w:val="clear" w:fill="FFF6E5"/>
+      </w:pPr>
+      <w:r>
+        <w:rPr>
+          <w:b/>
+          <w:color w:val="8B0000"/>
+        </w:rPr>
+        <w:t xml:space="preserve">Pegadinha: </w:t>
+      </w:r>
+      <w:r>
+        <w:t xml:space="preserve">além dos manuais numerados desta suíte (que ainda não cobrem toda a operação — a VM de Produção segue sem manual próprio), existem dois manuais legados em </w:t>
+      </w:r>
+      <w:r>
+        <w:rPr>
+          <w:rFonts w:ascii="Consolas" w:hAnsi="Consolas"/>
+          <w:sz w:val="20"/>
+        </w:rPr>
+        <w:t>docs/</w:t>
+      </w:r>
+      <w:r>
+        <w:t xml:space="preserve">: </w:t>
+      </w:r>
+      <w:r>
+        <w:rPr>
+          <w:rFonts w:ascii="Consolas" w:hAnsi="Consolas"/>
+          <w:sz w:val="20"/>
+        </w:rPr>
+        <w:t>SCPI-Manual-Operacoes.docx</w:t>
+      </w:r>
+      <w:r>
+        <w:t xml:space="preserve"> (backup do PostgreSQL e monitoramento) e </w:t>
+      </w:r>
+      <w:r>
+        <w:rPr>
+          <w:rFonts w:ascii="Consolas" w:hAnsi="Consolas"/>
+          <w:sz w:val="20"/>
+        </w:rPr>
+        <w:t>SCPI-Manual-Liveness.docx</w:t>
+      </w:r>
+      <w:r>
+        <w:t>. Quem lê só os manuais novos não descobre que eles existem — vale abrir os dois antes de assumir que falta documentação.</w:t>
       </w:r>
     </w:p>
     <w:p>
@@ -2300,20 +2345,24 @@
         <w:rPr>
           <w:b/>
         </w:rPr>
-        <w:t>um único</w:t>
-      </w:r>
-      <w:r>
-        <w:t xml:space="preserve"> </w:t>
+        <w:t xml:space="preserve">um </w:t>
       </w:r>
       <w:r>
         <w:rPr>
           <w:rFonts w:ascii="Consolas" w:hAnsi="Consolas"/>
+          <w:b/>
           <w:sz w:val="20"/>
         </w:rPr>
         <w:t>.env</w:t>
       </w:r>
       <w:r>
-        <w:t xml:space="preserve">, na raiz do repositório. Ele alimenta a API, os scripts do backend, o script da câmera e — via </w:t>
+        <w:rPr>
+          <w:b/>
+        </w:rPr>
+        <w:t xml:space="preserve"> por máquina</w:t>
+      </w:r>
+      <w:r>
+        <w:t xml:space="preserve">, sempre na raiz do repositório clonado nela — a máquina de desenvolvimento tem o seu, e a máquina da câmera tem o dela (ver os blocos 8 e 9 na tabela abaixo). Ele alimenta a API, os scripts do backend, o script da câmera e — via </w:t>
       </w:r>
       <w:r>
         <w:rPr>
